--- a/downloads/teacher/05 Materials/Unit 06/Handouts/Handout 06.02 - New York Seasonal Chart and Two Meals Task.docx
+++ b/downloads/teacher/05 Materials/Unit 06/Handouts/Handout 06.02 - New York Seasonal Chart and Two Meals Task.docx
@@ -26,17 +26,6 @@
       </w:pPr>
       <w:r>
         <w:t xml:space="preserve">Print pages 1 to 3 for every student. Page 4 is the food picture bank for cut-and-glue and for the grade 6 version. Page 5 is the distance table for the grade 8 stretch.</w:t>
-      </w:r>
-    </w:p>
-    <w:p>
-      <w:pPr>
-        <w:pStyle w:val="BodyText"/>
-      </w:pPr>
-      <w:r>
-        <w:rPr>
-          <w:rStyle w:val="TeacherNote"/>
-        </w:rPr>
-        <w:t xml:space="preserve">[Sal: check the chart once against the New York State Department of Agriculture and Markets availability calendar or a local farm stand list, and fix any month that is wrong for your part of the Island.]</w:t>
       </w:r>
     </w:p>
     <w:p>
@@ -5178,17 +5167,6 @@
       </w:tr>
     </w:tbl>
     <w:p>
-      <w:pPr>
-        <w:pStyle w:val="BodyText"/>
-      </w:pPr>
-      <w:r>
-        <w:rPr>
-          <w:rStyle w:val="TeacherNote"/>
-        </w:rPr>
-        <w:t xml:space="preserve">[Sal: your printer, your pictures. One clip-art image per box is enough, and photos of the real items from your store work better.]</w:t>
-      </w:r>
-    </w:p>
-    <w:p>
       <w:r>
         <w:br w:type="page"/>
       </w:r>
@@ -6189,7 +6167,7 @@
         <w:rPr>
           <w:b/>
         </w:rPr>
-        <w:t xml:space="preserve">Part 5, the hard question, sample answer:</w:t>
+        <w:t xml:space="preserve">Page 5, the hard question, sample answer:</w:t>
       </w:r>
       <w:r>
         <w:t xml:space="preserve"> </w:t>
